--- a/acts-sermons/docx/31_2027-05-16_하나님앞에상달된기도와구제_행10장1-8절.docx
+++ b/acts-sermons/docx/31_2027-05-16_하나님앞에상달된기도와구제_행10장1-8절.docx
@@ -374,6 +374,19 @@
     </w:p>
     <w:p>
       <w:pPr>
+        <w:spacing w:after="160" w:line="360"/>
+      </w:pPr>
+      <w:r>
+        <w:rPr>
+          <w:rFonts w:ascii="맑은 고딕" w:cs="맑은 고딕" w:eastAsia="맑은 고딕" w:hAnsi="맑은 고딕"/>
+          <w:sz w:val="24"/>
+          <w:szCs w:val="24"/>
+        </w:rPr>
+        <w:t xml:space="preserve">하나님의 백성이라 자처하던 고관들은 말씀을 미워했고, 이방인 내시는 말씀을 품었습니다. 하나님 나라의 경계는 혈통이 아니라 믿음으로 그어진다는 것을 에벳멜렉은 이미 구약 시대에 보여 주었습니다.</w:t>
+      </w:r>
+    </w:p>
+    <w:p>
+      <w:pPr>
         <w:spacing w:after="80"/>
       </w:pPr>
       <w:r>
@@ -438,6 +451,19 @@
     </w:p>
     <w:p>
       <w:pPr>
+        <w:spacing w:after="160" w:line="360"/>
+      </w:pPr>
+      <w:r>
+        <w:rPr>
+          <w:rFonts w:ascii="맑은 고딕" w:cs="맑은 고딕" w:eastAsia="맑은 고딕" w:hAnsi="맑은 고딕"/>
+          <w:sz w:val="24"/>
+          <w:szCs w:val="24"/>
+        </w:rPr>
+        <w:t xml:space="preserve">헤롯의 항구는 세월이 흐르며 지진과 침식으로 바닷속에 가라앉았지만, 고넬료의 집에서 시작된 이방인 복음의 역사는 지금도 온 세상으로 흘러가고 있습니다.</w:t>
+      </w:r>
+    </w:p>
+    <w:p>
+      <w:pPr>
         <w:spacing w:after="80"/>
       </w:pPr>
       <w:r>
@@ -511,6 +537,19 @@
           <w:szCs w:val="24"/>
         </w:rPr>
         <w:t xml:space="preserve">우리의 직장도 가이사랴와 같은 곳일 수 있습니다. 세속적이고 화려하고 하나님과 상관없어 보이는 곳입니다. 그러나 바로 그곳에서 하나님을 경외하는 한 사람으로 서십시오.</w:t>
+      </w:r>
+    </w:p>
+    <w:p>
+      <w:pPr>
+        <w:spacing w:after="160" w:line="360"/>
+      </w:pPr>
+      <w:r>
+        <w:rPr>
+          <w:rFonts w:ascii="맑은 고딕" w:cs="맑은 고딕" w:eastAsia="맑은 고딕" w:hAnsi="맑은 고딕"/>
+          <w:sz w:val="24"/>
+          <w:szCs w:val="24"/>
+        </w:rPr>
+        <w:t xml:space="preserve">고넬료가 부하들 가운데서도 경건한 사람을 두었다는 것을 보면, 그의 신앙이 일터에까지 영향을 끼쳤음을 알 수 있습니다. 우리의 경건도 동료들에게 선한 향기가 되게 하십시오.</w:t>
       </w:r>
     </w:p>
     <w:p>
@@ -858,6 +897,19 @@
     </w:p>
     <w:p>
       <w:pPr>
+        <w:spacing w:after="160" w:line="360"/>
+      </w:pPr>
+      <w:r>
+        <w:rPr>
+          <w:rFonts w:ascii="맑은 고딕" w:cs="맑은 고딕" w:eastAsia="맑은 고딕" w:hAnsi="맑은 고딕"/>
+          <w:sz w:val="24"/>
+          <w:szCs w:val="24"/>
+        </w:rPr>
+        <w:t xml:space="preserve">기도가 메말랐다고 느끼는 분은 한나처럼 정직하게 마음을 쏟아 놓는 것부터 다시 시작하십시오. 하나님은 세련된 문장보다 진실한 마음을 받으십니다.</w:t>
+      </w:r>
+    </w:p>
+    <w:p>
+      <w:pPr>
         <w:spacing w:after="200" w:before="200"/>
         <w:jc w:val="right"/>
       </w:pPr>
@@ -1060,6 +1112,19 @@
     </w:p>
     <w:p>
       <w:pPr>
+        <w:spacing w:after="160" w:line="360"/>
+      </w:pPr>
+      <w:r>
+        <w:rPr>
+          <w:rFonts w:ascii="맑은 고딕" w:cs="맑은 고딕" w:eastAsia="맑은 고딕" w:hAnsi="맑은 고딕"/>
+          <w:sz w:val="24"/>
+          <w:szCs w:val="24"/>
+        </w:rPr>
+        <w:t xml:space="preserve">그 소녀는 자기를 끌고 간 원수의 집안을 원망할 수도 있었습니다. 그러나 그녀는 주인의 고통을 보고 하나님의 사람을 소개했습니다. 증인의 자격은 지위가 아니라 하나님을 아는 것입니다. 이것이 고넬료의 집으로 내려가야 할 베드로에게도, 오늘 우리에게도 주시는 교훈입니다.</w:t>
+      </w:r>
+    </w:p>
+    <w:p>
+      <w:pPr>
         <w:spacing w:after="80"/>
       </w:pPr>
       <w:r>
@@ -1124,6 +1189,19 @@
     </w:p>
     <w:p>
       <w:pPr>
+        <w:spacing w:after="160" w:line="360"/>
+      </w:pPr>
+      <w:r>
+        <w:rPr>
+          <w:rFonts w:ascii="맑은 고딕" w:cs="맑은 고딕" w:eastAsia="맑은 고딕" w:hAnsi="맑은 고딕"/>
+          <w:sz w:val="24"/>
+          <w:szCs w:val="24"/>
+        </w:rPr>
+        <w:t xml:space="preserve">오늘 여러분이 무심코 건넨 한 마디 간증이 누군가의 인생 방향을 바꾸는 하나님의 도구가 될 수 있습니다. 모팻은 그날 자기 말이 한 대륙의 역사를 바꿀 줄 몰랐을 것입니다.</w:t>
+      </w:r>
+    </w:p>
+    <w:p>
+      <w:pPr>
         <w:spacing w:after="80"/>
       </w:pPr>
       <w:r>
@@ -1197,6 +1275,19 @@
           <w:szCs w:val="24"/>
         </w:rPr>
         <w:t xml:space="preserve">그리고 고넬료처럼 말씀 앞에 즉시 순종하십시오. 말씀을 들었으면 미루지 말고 오늘 사람을 보내고, 오늘 전화하고, 오늘 찾아가십시오.</w:t>
+      </w:r>
+    </w:p>
+    <w:p>
+      <w:pPr>
+        <w:spacing w:after="160" w:line="360"/>
+      </w:pPr>
+      <w:r>
+        <w:rPr>
+          <w:rFonts w:ascii="맑은 고딕" w:cs="맑은 고딕" w:eastAsia="맑은 고딕" w:hAnsi="맑은 고딕"/>
+          <w:sz w:val="24"/>
+          <w:szCs w:val="24"/>
+        </w:rPr>
+        <w:t xml:space="preserve">이번 주간, 마음에 떠오르는 한 사람의 이름을 적고 날마다 기도하십시오. 그리고 하나님이 기회를 주시면 그에게 예수님을 소개하십시오.</w:t>
       </w:r>
     </w:p>
     <w:p>
@@ -1338,6 +1429,19 @@
           <w:szCs w:val="24"/>
         </w:rPr>
         <w:t xml:space="preserve">은혜로우신 하나님 아버지, 이방 땅 가이사랴에서 기도하던 고넬료를 기억하시고 그에게 구원의 말씀을 보내 주신 사랑을 찬양합니다. 우리의 작은 기도도 잊지 않으시는 주님을 신뢰합니다.</w:t>
+      </w:r>
+    </w:p>
+    <w:p>
+      <w:pPr>
+        <w:spacing w:after="160" w:line="360"/>
+      </w:pPr>
+      <w:r>
+        <w:rPr>
+          <w:rFonts w:ascii="맑은 고딕" w:cs="맑은 고딕" w:eastAsia="맑은 고딕" w:hAnsi="맑은 고딕"/>
+          <w:sz w:val="24"/>
+          <w:szCs w:val="24"/>
+        </w:rPr>
+        <w:t xml:space="preserve">주님, 선한 삶으로 충분하다고 여기는 이 시대 가운데 예수 그리스도의 이름 외에 구원받을 다른 이름이 없음을 분명히 믿고 전하게 하옵소서. 아직 주님을 모르는 우리 가족들을 기억하여 주옵소서.</w:t>
       </w:r>
     </w:p>
     <w:p>

--- a/acts-sermons/docx/31_2027-05-16_하나님앞에상달된기도와구제_행10장1-8절.docx
+++ b/acts-sermons/docx/31_2027-05-16_하나님앞에상달된기도와구제_행10장1-8절.docx
@@ -725,33 +725,33 @@
           <w:sz w:val="24"/>
           <w:szCs w:val="24"/>
         </w:rPr>
-        <w:t xml:space="preserve">사무엘상 1장의 한나를 생각해 보십시오. 그녀는 아이를 낳지 못하는 고통 속에 있었고, 남편의 다른 아내 브닌나는 해마다 그녀를 격분하게 했습니다. 한나는 실로의 성전에서 마음이 괴로워 통곡하며 기도했습니다. 입술만 움직이고 소리는 들리지 않아 제사장 엘리는 그녀가 술에 취한 줄 알았습니다.</w:t>
-      </w:r>
-    </w:p>
-    <w:p>
-      <w:pPr>
-        <w:spacing w:after="160" w:line="360"/>
-      </w:pPr>
-      <w:r>
-        <w:rPr>
-          <w:rFonts w:ascii="맑은 고딕" w:cs="맑은 고딕" w:eastAsia="맑은 고딕" w:hAnsi="맑은 고딕"/>
-          <w:sz w:val="24"/>
-          <w:szCs w:val="24"/>
-        </w:rPr>
-        <w:t xml:space="preserve">한나는 대답했습니다. “나는 마음이 슬픈 여자라 … 여호와 앞에 내 심정을 통한 것뿐이오니.” 그녀는 자기의 슬픔을 사람에게가 아니라 하나님께 쏟아 놓았습니다. 그리고 성경은 이렇게 말합니다. “여호와께서 그를 생각하신지라.” 하나님은 한나를 기억하셨고, 그녀는 아들 사무엘을 낳았습니다.</w:t>
-      </w:r>
-    </w:p>
-    <w:p>
-      <w:pPr>
-        <w:spacing w:after="160" w:line="360"/>
-      </w:pPr>
-      <w:r>
-        <w:rPr>
-          <w:rFonts w:ascii="맑은 고딕" w:cs="맑은 고딕" w:eastAsia="맑은 고딕" w:hAnsi="맑은 고딕"/>
-          <w:sz w:val="24"/>
-          <w:szCs w:val="24"/>
-        </w:rPr>
-        <w:t xml:space="preserve">한나가 아들을 얻은 것은 그녀의 기도가 하나님을 움직일 만큼 훌륭했기 때문이 아닙니다. 하나님은 그 아들 사무엘을 통해 사사 시대의 어둠을 끝내고 다윗 왕국을 여는 큰 구원의 계획을 이루려 하셨습니다. 하나님이 한 사람의 기도를 기억하실 때, 그것은 언제나 더 큰 구원의 역사와 연결되어 있습니다. 고넬료의 기도가 기억되었을 때 이방인 선교의 문이 열린 것처럼 말입니다.</w:t>
+        <w:t xml:space="preserve">마가복음 14장에서 예수님이 베다니 나병환자 시몬의 집에서 식사하실 때, 한 여자가 매우 값진 순전한 나드 한 옥합을 가지고 와서 그 옥합을 깨뜨려 예수님의 머리에 부었습니다. 요한복음 12장은 이 여인이 나사로의 누이 마리아였다고 알려 줍니다. 그러자 어떤 사람들이 화를 내며, 이 향유를 삼백 데나리온 이상에 팔아 가난한 자들에게 줄 수 있었겠다고 그녀를 책망했습니다.</w:t>
+      </w:r>
+    </w:p>
+    <w:p>
+      <w:pPr>
+        <w:spacing w:after="160" w:line="360"/>
+      </w:pPr>
+      <w:r>
+        <w:rPr>
+          <w:rFonts w:ascii="맑은 고딕" w:cs="맑은 고딕" w:eastAsia="맑은 고딕" w:hAnsi="맑은 고딕"/>
+          <w:sz w:val="24"/>
+          <w:szCs w:val="24"/>
+        </w:rPr>
+        <w:t xml:space="preserve">그러나 예수님은 말씀하셨습니다. “가만 두라 너희가 어찌하여 그를 괴롭게 하느냐 그가 내게 좋은 일을 하였느니라”(막 14:6). 그리고 그녀가 힘을 다하여 장례를 미리 준비하였다고 하시며 놀라운 약속을 주셨습니다. “온 천하에 어디서든지 복음이 전파되는 곳에는 이 여자가 행한 일도 말하여 그를 기억하리라”(막 14:9).</w:t>
+      </w:r>
+    </w:p>
+    <w:p>
+      <w:pPr>
+        <w:spacing w:after="160" w:line="360"/>
+      </w:pPr>
+      <w:r>
+        <w:rPr>
+          <w:rFonts w:ascii="맑은 고딕" w:cs="맑은 고딕" w:eastAsia="맑은 고딕" w:hAnsi="맑은 고딕"/>
+          <w:sz w:val="24"/>
+          <w:szCs w:val="24"/>
+        </w:rPr>
+        <w:t xml:space="preserve">사람들은 그 향유를 낭비라고 계산했지만, 주님은 그 사랑을 기억하셨습니다. 그 약속대로 이천 년이 지난 오늘 우리도 그 여인의 일을 이야기하고 있습니다. 천사가 고넬료에게 네 기도와 구제가 하나님 앞에 상달되어 기억하신 바가 되었다고 말한 것도 같은 하나님의 마음입니다. 물론 우리의 헌신이 구원을 사는 것은 아닙니다. 그러나 은혜로 자기를 찾는 사람의 기도와 사랑을 하나님은 잊지 않으시고, 당신의 큰 구원 역사 안에서 기억하십니다.</w:t>
       </w:r>
     </w:p>
     <w:p>
@@ -905,7 +905,7 @@
           <w:sz w:val="24"/>
           <w:szCs w:val="24"/>
         </w:rPr>
-        <w:t xml:space="preserve">기도가 메말랐다고 느끼는 분은 한나처럼 정직하게 마음을 쏟아 놓는 것부터 다시 시작하십시오. 하나님은 세련된 문장보다 진실한 마음을 받으십니다.</w:t>
+        <w:t xml:space="preserve">기도가 메말랐다고 느끼는 분은 하나님 앞에 정직하게 마음을 쏟아 놓는 것부터 다시 시작하십시오. 하나님은 세련된 문장보다 진실한 마음을 받으십니다.</w:t>
       </w:r>
     </w:p>
     <w:p>
@@ -1081,46 +1081,33 @@
           <w:sz w:val="24"/>
           <w:szCs w:val="24"/>
         </w:rPr>
-        <w:t xml:space="preserve">열왕기하 5장에 아람 군대의 장관 나아만이 나옵니다. 그는 큰 용사였지만 나병환자였습니다. 그의 집에는 이스라엘에서 사로잡혀 온 어린 소녀가 있었습니다. 그 소녀는 나아만의 아내의 시중을 들었습니다. 고향에서 끌려와 남의 집 종이 된 아이였습니다.</w:t>
-      </w:r>
-    </w:p>
-    <w:p>
-      <w:pPr>
-        <w:spacing w:after="160" w:line="360"/>
-      </w:pPr>
-      <w:r>
-        <w:rPr>
-          <w:rFonts w:ascii="맑은 고딕" w:cs="맑은 고딕" w:eastAsia="맑은 고딕" w:hAnsi="맑은 고딕"/>
-          <w:sz w:val="24"/>
-          <w:szCs w:val="24"/>
-        </w:rPr>
-        <w:t xml:space="preserve">그런데 그 소녀가 여주인에게 말했습니다. “우리 주인이 사마리아에 계신 선지자 앞에 계셨으면 좋겠나이다 그가 그 나병을 고치리이다.” 이 한마디가 나아만을 엘리사에게로 이끌었습니다. 나아만은 요단강에 일곱 번 몸을 씻고 깨끗해졌고, “이스라엘 외에는 온 천하에 신이 없는 줄을 아나이다”라고 고백했습니다.</w:t>
-      </w:r>
-    </w:p>
-    <w:p>
-      <w:pPr>
-        <w:spacing w:after="160" w:line="360"/>
-      </w:pPr>
-      <w:r>
-        <w:rPr>
-          <w:rFonts w:ascii="맑은 고딕" w:cs="맑은 고딕" w:eastAsia="맑은 고딕" w:hAnsi="맑은 고딕"/>
-          <w:sz w:val="24"/>
-          <w:szCs w:val="24"/>
-        </w:rPr>
-        <w:t xml:space="preserve">이방인 장군이 이스라엘의 하나님을 알게 된 것은 이름도 남지 않은 한 어린 여종의 증언 때문이었습니다. 고넬료에게 베드로가 필요했던 것처럼, 나아만에게는 그 소녀가 필요했습니다. 하나님은 지금도 이름 없는 증인들을 통해 높은 자리에 있는 사람들까지 구원의 길로 인도하십니다.</w:t>
-      </w:r>
-    </w:p>
-    <w:p>
-      <w:pPr>
-        <w:spacing w:after="160" w:line="360"/>
-      </w:pPr>
-      <w:r>
-        <w:rPr>
-          <w:rFonts w:ascii="맑은 고딕" w:cs="맑은 고딕" w:eastAsia="맑은 고딕" w:hAnsi="맑은 고딕"/>
-          <w:sz w:val="24"/>
-          <w:szCs w:val="24"/>
-        </w:rPr>
-        <w:t xml:space="preserve">그 소녀는 자기를 끌고 간 원수의 집안을 원망할 수도 있었습니다. 그러나 그녀는 주인의 고통을 보고 하나님의 사람을 소개했습니다. 증인의 자격은 지위가 아니라 하나님을 아는 것입니다. 이것이 고넬료의 집으로 내려가야 할 베드로에게도, 오늘 우리에게도 주시는 교훈입니다.</w:t>
+        <w:t xml:space="preserve">사무엘상 25장에서 다윗은 사울에게 쫓기며 광야에 머물고 있었습니다. 그와 그의 사람들은 마온의 부자 나발의 목자들과 양 떼를 지켜 주었습니다. 양털을 깎는 때에 다윗은 소년들을 보내 먹을 것을 청했습니다. 그러나 나발은 다윗은 누구며 이새의 아들은 누구냐고 모욕하며 거절했습니다. 분노한 다윗은 사백 명가량을 데리고 칼을 차고 나발의 집을 치러 올라갔습니다.</w:t>
+      </w:r>
+    </w:p>
+    <w:p>
+      <w:pPr>
+        <w:spacing w:after="160" w:line="360"/>
+      </w:pPr>
+      <w:r>
+        <w:rPr>
+          <w:rFonts w:ascii="맑은 고딕" w:cs="맑은 고딕" w:eastAsia="맑은 고딕" w:hAnsi="맑은 고딕"/>
+          <w:sz w:val="24"/>
+          <w:szCs w:val="24"/>
+        </w:rPr>
+        <w:t xml:space="preserve">그때 한 소년이 이 일을 나발의 아내 아비가일에게 알렸습니다. 그녀는 급히 떡과 포도주와 양과 곡식과 건포도와 무화과 뭉치를 나귀에 싣고 다윗을 맞으러 나갔습니다. 그리고 다윗 앞에 엎드려 지혜롭게 말했습니다. 여호와께서 내 주를 위하여 든든한 집을 세우실 것이니, 무죄한 피를 흘리거나 친히 보복하여 훗날 마음에 걸리는 일이 없게 하시라는 것이었습니다.</w:t>
+      </w:r>
+    </w:p>
+    <w:p>
+      <w:pPr>
+        <w:spacing w:after="160" w:line="360"/>
+      </w:pPr>
+      <w:r>
+        <w:rPr>
+          <w:rFonts w:ascii="맑은 고딕" w:cs="맑은 고딕" w:eastAsia="맑은 고딕" w:hAnsi="맑은 고딕"/>
+          <w:sz w:val="24"/>
+          <w:szCs w:val="24"/>
+        </w:rPr>
+        <w:t xml:space="preserve">다윗은 정신을 차리고 이렇게 고백했습니다. “오늘 너를 보내어 나를 영접하게 하신 이스라엘의 하나님 여호와를 찬송할지로다”(삼상 25:32). 다윗은 아비가일과의 만남이 우연이 아니라 하나님께서 보내신 만남임을 알았습니다. 하나님은 꼭 필요한 때 꼭 필요한 사람을 보내셔서 당신의 뜻을 깨닫게 하십니다. 고넬료에게 베드로를 보내신 것도 그와 같습니다. 하나님은 말씀을 들어야 할 사람과 그 말씀을 전할 사람을 정확한 때에 만나게 하십니다.</w:t>
       </w:r>
     </w:p>
     <w:p>

--- a/acts-sermons/docx/31_2027-05-16_하나님앞에상달된기도와구제_행10장1-8절.docx
+++ b/acts-sermons/docx/31_2027-05-16_하나님앞에상달된기도와구제_행10장1-8절.docx
@@ -81,7 +81,7 @@
           <w:sz w:val="24"/>
           <w:szCs w:val="24"/>
         </w:rPr>
-        <w:t xml:space="preserve">가이사랴에 고넬료라 하는 사람이 있으니 이달리아 부대라 하는 군대의 백부장이라 그가 경건하여 온 집안과 더불어 하나님을 경외하며 백성을 많이 구제하고 하나님께 항상 기도하더니 하루는 제 구 시쯤 되어 환상 중에 밝히 보매 하나님의 사자가 들어와 이르되 고넬료야 하니 고넬료가 주목하여 보고 두려워 이르되 주여 무슨 일이니이까 천사가 이르되 네 기도와 구제가 하나님 앞에 상달되어 기억하신 바가 되었으니 네가 지금 사람들을 욥바에 보내어 베드로라 하는 시몬을 청하라 그는 무두장이 시몬의 집에 유숙하고 있는데 그 집은 해변에 있느니라 하더라 말하던 천사가 떠나매 고넬료가 집안 하인 둘과 부하 중 경건한 사람 하나를 불러 이 일을 다 이르고 욥바로 보내니라 (사도행전 10:1-8, 개역개정)</w:t>
+        <w:t xml:space="preserve">가이사랴에 고넬료라 하는 사람이 있으니 이달리야 부대라 하는 군대의 백부장이라 그가 경건하여 온 집안과 더불어 하나님을 경외하며 백성을 많이 구제하고 하나님께 항상 기도하더니 하루는 제 구 시쯤 되어 환상 중에 밝히 보매 하나님의 사자가 들어와 이르되 고넬료야 하니 고넬료가 주목하여 보고 두려워 이르되 주여 무슨 일이니이까 천사가 이르되 네 기도와 구제가 하나님 앞에 상달되어 기억하신 바가 되었으니 네가 지금 사람들을 욥바에 보내어 베드로라 하는 시몬을 청하라 그는 무두장이 시몬의 집에 유숙하고 있는데 그 집은 해변에 있느니라 하더라 말하던 천사가 떠나매 고넬료가 집안 하인 둘과 부하 중 경건한 사람 하나를 불러 이 일을 다 이르고 욥바로 보내니라 (사도행전 10:1-8, 개역개정)</w:t>
       </w:r>
     </w:p>
     <w:p>
@@ -266,7 +266,7 @@
           <w:sz w:val="24"/>
           <w:szCs w:val="24"/>
         </w:rPr>
-        <w:t xml:space="preserve">본문의 무대는 가이사랴입니다. 가이사랴는 로마 총독이 머무는 유대 지방의 행정 수도였고, 로마 군대가 주둔하는 이방인의 도시였습니다. 그곳에 고넬료라는 백부장이 있었습니다. 백부장은 약 백 명의 군사를 거느린 로마 군대의 장교입니다. 그가 속한 이달리아 부대는 이탈리아 출신 병사들로 이루어진 부대였을 것입니다. 그는 유대인이 보기에 점령군의 장교요, 할례받지 않은 이방인이었습니다.</w:t>
+        <w:t xml:space="preserve">본문의 무대는 가이사랴입니다. 가이사랴는 로마 총독이 머무는 유대 지방의 행정 수도였고, 로마 군대가 주둔하는 이방인의 도시였습니다. 그곳에 고넬료라는 백부장이 있었습니다. 백부장은 약 백 명의 군사를 거느린 로마 군대의 장교입니다. 그가 속한 이달리야 부대는 이탈리아 출신 병사들로 이루어진 부대였을 것입니다. 그는 유대인이 보기에 점령군의 장교요, 할례받지 않은 이방인이었습니다.</w:t>
       </w:r>
     </w:p>
     <w:p>
